--- a/security/SecurityExam-2025.docx
+++ b/security/SecurityExam-2025.docx
@@ -21,21 +21,7 @@
         <w:rPr>
           <w:lang w:val="en-US"/>
         </w:rPr>
-        <w:t xml:space="preserve">The exam is a written exam, individual work, without any PC </w:t>
-      </w:r>
-      <w:proofErr w:type="gramStart"/>
-      <w:r>
-        <w:rPr>
-          <w:lang w:val="en-US"/>
-        </w:rPr>
-        <w:t>/  Phone</w:t>
-      </w:r>
-      <w:proofErr w:type="gramEnd"/>
-      <w:r>
-        <w:rPr>
-          <w:lang w:val="en-US"/>
-        </w:rPr>
-        <w:t xml:space="preserve">  / I</w:t>
+        <w:t>The exam is a written exam, individual work, without any PC /  Phone  / I</w:t>
       </w:r>
       <w:r>
         <w:rPr>
@@ -56,19 +42,11 @@
           <w:lang w:val="en-US"/>
         </w:rPr>
       </w:pPr>
-      <w:proofErr w:type="gramStart"/>
-      <w:r>
-        <w:rPr>
-          <w:lang w:val="en-US"/>
-        </w:rPr>
-        <w:t>Duration :</w:t>
-      </w:r>
-      <w:proofErr w:type="gramEnd"/>
-      <w:r>
-        <w:rPr>
-          <w:lang w:val="en-US"/>
-        </w:rPr>
-        <w:t xml:space="preserve"> 1h15</w:t>
+      <w:r>
+        <w:rPr>
+          <w:lang w:val="en-US"/>
+        </w:rPr>
+        <w:t>Duration : 1h15</w:t>
       </w:r>
     </w:p>
     <w:p>
@@ -95,21 +73,7 @@
         <w:rPr>
           <w:lang w:val="en-US"/>
         </w:rPr>
-        <w:t xml:space="preserve">Explain with diagrams the Http requests &amp; responses with all their </w:t>
-      </w:r>
-      <w:proofErr w:type="spellStart"/>
-      <w:r>
-        <w:rPr>
-          <w:lang w:val="en-US"/>
-        </w:rPr>
-        <w:t>Verb+Headers+Body+Status</w:t>
-      </w:r>
-      <w:proofErr w:type="spellEnd"/>
-      <w:r>
-        <w:rPr>
-          <w:lang w:val="en-US"/>
-        </w:rPr>
-        <w:t xml:space="preserve"> when accessing a page </w:t>
+        <w:t xml:space="preserve">Explain with diagrams the Http requests &amp; responses with all their Verb+Headers+Body+Status when accessing a page </w:t>
       </w:r>
       <w:hyperlink r:id="rId4" w:history="1">
         <w:r>
@@ -178,14 +142,7 @@
         <w:rPr>
           <w:lang w:val="en-US"/>
         </w:rPr>
-        <w:t xml:space="preserve">Draw what is stored on each side, what is generated, what is </w:t>
-      </w:r>
-      <w:proofErr w:type="gramStart"/>
-      <w:r>
-        <w:rPr>
-          <w:lang w:val="en-US"/>
-        </w:rPr>
-        <w:t>transmitted</w:t>
+        <w:t>Draw what is stored on each side, what is generated, what is transmitted</w:t>
       </w:r>
       <w:r>
         <w:rPr>
@@ -193,7 +150,6 @@
         </w:rPr>
         <w:t xml:space="preserve">  (</w:t>
       </w:r>
-      <w:proofErr w:type="gramEnd"/>
       <w:r>
         <w:rPr>
           <w:lang w:val="en-US"/>
@@ -261,21 +217,7 @@
         <w:rPr>
           <w:lang w:val="en-US"/>
         </w:rPr>
-        <w:t xml:space="preserve">Explain RSA </w:t>
-      </w:r>
-      <w:proofErr w:type="spellStart"/>
-      <w:r>
-        <w:rPr>
-          <w:lang w:val="en-US"/>
-        </w:rPr>
-        <w:t>maths</w:t>
-      </w:r>
-      <w:proofErr w:type="spellEnd"/>
-      <w:r>
-        <w:rPr>
-          <w:lang w:val="en-US"/>
-        </w:rPr>
-        <w:t>, the c</w:t>
+        <w:t>Explain RSA maths, the c</w:t>
       </w:r>
       <w:r>
         <w:rPr>
@@ -359,16 +301,8 @@
         <w:rPr>
           <w:lang w:val="en-US"/>
         </w:rPr>
-        <w:t xml:space="preserve">r https trust. Link with your browser, Issuer. What is a self-signed certificate, and a certificate chain </w:t>
-      </w:r>
-      <w:proofErr w:type="gramStart"/>
-      <w:r>
-        <w:rPr>
-          <w:lang w:val="en-US"/>
-        </w:rPr>
-        <w:t>hierarchy.</w:t>
-      </w:r>
-      <w:proofErr w:type="gramEnd"/>
+        <w:t>r https trust. Link with your browser, Issuer. What is a self-signed certificate, and a certificate chain hierarchy.</w:t>
+      </w:r>
     </w:p>
     <w:p>
       <w:pPr>
@@ -400,21 +334,7 @@
         <w:rPr>
           <w:lang w:val="en-US"/>
         </w:rPr>
-        <w:t>Explain stack buffer overflow vulnerabilities and remediations. Explain Canary, NX-Bit, ROP, Return-to-</w:t>
-      </w:r>
-      <w:proofErr w:type="spellStart"/>
-      <w:r>
-        <w:rPr>
-          <w:lang w:val="en-US"/>
-        </w:rPr>
-        <w:t>Libc</w:t>
-      </w:r>
-      <w:proofErr w:type="spellEnd"/>
-      <w:r>
-        <w:rPr>
-          <w:lang w:val="en-US"/>
-        </w:rPr>
-        <w:t>, ASLR</w:t>
+        <w:t>Explain stack buffer overflow vulnerabilities and remediations. Explain Canary, NX-Bit, ROP, Return-to-Libc, ASLR</w:t>
       </w:r>
     </w:p>
     <w:p>
@@ -453,63 +373,7 @@
         <w:rPr>
           <w:lang w:val="en-US"/>
         </w:rPr>
-        <w:t xml:space="preserve">ey are used to deny read/write/execute for a given user/process. Give command line examples of </w:t>
-      </w:r>
-      <w:proofErr w:type="spellStart"/>
-      <w:r>
-        <w:rPr>
-          <w:lang w:val="en-US"/>
-        </w:rPr>
-        <w:t>chmod</w:t>
-      </w:r>
-      <w:proofErr w:type="spellEnd"/>
-      <w:r>
-        <w:rPr>
-          <w:lang w:val="en-US"/>
-        </w:rPr>
-        <w:t xml:space="preserve">, </w:t>
-      </w:r>
-      <w:proofErr w:type="spellStart"/>
-      <w:r>
-        <w:rPr>
-          <w:lang w:val="en-US"/>
-        </w:rPr>
-        <w:t>chown</w:t>
-      </w:r>
-      <w:proofErr w:type="spellEnd"/>
-      <w:r>
-        <w:rPr>
-          <w:lang w:val="en-US"/>
-        </w:rPr>
-        <w:t xml:space="preserve">, </w:t>
-      </w:r>
-      <w:proofErr w:type="spellStart"/>
-      <w:r>
-        <w:rPr>
-          <w:lang w:val="en-US"/>
-        </w:rPr>
-        <w:t>chgrp</w:t>
-      </w:r>
-      <w:proofErr w:type="spellEnd"/>
-      <w:r>
-        <w:rPr>
-          <w:lang w:val="en-US"/>
-        </w:rPr>
-        <w:t xml:space="preserve">, S-bit. Compare S-bits and </w:t>
-      </w:r>
-      <w:proofErr w:type="spellStart"/>
-      <w:r>
-        <w:rPr>
-          <w:lang w:val="en-US"/>
-        </w:rPr>
-        <w:t>sudo</w:t>
-      </w:r>
-      <w:proofErr w:type="spellEnd"/>
-      <w:r>
-        <w:rPr>
-          <w:lang w:val="en-US"/>
-        </w:rPr>
-        <w:t>.</w:t>
+        <w:t>ey are used to deny read/write/execute for a given user/process. Give command line examples of chmod, chown, chgrp, S-bit. Compare S-bits and sudo.</w:t>
       </w:r>
     </w:p>
     <w:p>
@@ -574,56 +438,99 @@
         <w:rPr>
           <w:lang w:val="en-US"/>
         </w:rPr>
-        <w:t xml:space="preserve">Network Security </w:t>
-      </w:r>
-      <w:proofErr w:type="spellStart"/>
-      <w:r>
-        <w:rPr>
-          <w:lang w:val="en-US"/>
-        </w:rPr>
-        <w:t>Equipements</w:t>
-      </w:r>
-      <w:proofErr w:type="spellEnd"/>
-    </w:p>
-    <w:p>
-      <w:pPr>
-        <w:rPr>
-          <w:lang w:val="en-US"/>
-        </w:rPr>
-      </w:pPr>
-      <w:r>
-        <w:rPr>
-          <w:lang w:val="en-US"/>
-        </w:rPr>
-        <w:t xml:space="preserve">Describe (with drawings) L3 Firewall, L6 Firewall, Internet Downloading Proxy, Anti-Virus, DMZ, </w:t>
-      </w:r>
-      <w:proofErr w:type="spellStart"/>
-      <w:r>
-        <w:rPr>
-          <w:lang w:val="en-US"/>
-        </w:rPr>
-        <w:t>HoneyPot</w:t>
-      </w:r>
-      <w:proofErr w:type="spellEnd"/>
-      <w:r>
-        <w:rPr>
-          <w:lang w:val="en-US"/>
-        </w:rPr>
-        <w:t xml:space="preserve">, Bastion, VPN, </w:t>
-      </w:r>
-      <w:proofErr w:type="spellStart"/>
-      <w:r>
-        <w:rPr>
-          <w:lang w:val="en-US"/>
-        </w:rPr>
-        <w:t>Hub&amp;Spoke</w:t>
-      </w:r>
-      <w:proofErr w:type="spellEnd"/>
-      <w:r>
-        <w:rPr>
-          <w:lang w:val="en-US"/>
-        </w:rPr>
-        <w:t xml:space="preserve"> architecture…</w:t>
+        <w:t>Network Security Equipements</w:t>
+      </w:r>
+    </w:p>
+    <w:p>
+      <w:pPr>
+        <w:rPr>
+          <w:lang w:val="en-US"/>
+        </w:rPr>
+      </w:pPr>
+      <w:r>
+        <w:rPr>
+          <w:lang w:val="en-US"/>
+        </w:rPr>
+        <w:t xml:space="preserve">Describe </w:t>
+      </w:r>
+      <w:r>
+        <w:rPr>
+          <w:lang w:val="en-US"/>
+        </w:rPr>
+        <w:t xml:space="preserve">difference between </w:t>
+      </w:r>
+      <w:r>
+        <w:rPr>
+          <w:lang w:val="en-US"/>
+        </w:rPr>
+        <w:t>L3 Firewall</w:t>
+      </w:r>
+      <w:r>
+        <w:rPr>
+          <w:lang w:val="en-US"/>
+        </w:rPr>
+        <w:t xml:space="preserve"> (TCP-IP level) and </w:t>
+      </w:r>
+      <w:r>
+        <w:rPr>
+          <w:lang w:val="en-US"/>
+        </w:rPr>
+        <w:t>L</w:t>
+      </w:r>
+      <w:r>
+        <w:rPr>
+          <w:lang w:val="en-US"/>
+        </w:rPr>
+        <w:t>7</w:t>
+      </w:r>
+      <w:r>
+        <w:rPr>
+          <w:lang w:val="en-US"/>
+        </w:rPr>
+        <w:t xml:space="preserve"> Firewall</w:t>
+      </w:r>
+      <w:r>
+        <w:rPr>
+          <w:lang w:val="en-US"/>
+        </w:rPr>
+        <w:t xml:space="preserve"> (Http </w:t>
+      </w:r>
+      <w:r>
+        <w:rPr>
+          <w:lang w:val="en-US"/>
+        </w:rPr>
+        <w:t xml:space="preserve">Json endpoint </w:t>
+      </w:r>
+      <w:r>
+        <w:rPr>
+          <w:lang w:val="en-US"/>
+        </w:rPr>
+        <w:t>level).</w:t>
+      </w:r>
+      <w:r>
+        <w:rPr>
+          <w:lang w:val="en-US"/>
+        </w:rPr>
+        <w:br/>
+        <w:t xml:space="preserve">Describe </w:t>
+      </w:r>
+      <w:r>
+        <w:rPr>
+          <w:lang w:val="en-US"/>
+        </w:rPr>
+        <w:t xml:space="preserve">(with drawings) </w:t>
+      </w:r>
+      <w:r>
+        <w:rPr>
+          <w:lang w:val="en-US"/>
+        </w:rPr>
+        <w:t xml:space="preserve">Hub / Network Gateway / Firewall, </w:t>
+      </w:r>
+      <w:r>
+        <w:rPr>
+          <w:lang w:val="en-US"/>
+        </w:rPr>
+        <w:t>Internet Downloading Proxy, Anti-Virus, DMZ, HoneyPot, Bastion, VPN, Hub&amp;Spoke architecture…</w:t>
       </w:r>
     </w:p>
     <w:p>
@@ -643,16 +550,8 @@
         <w:rPr>
           <w:lang w:val="en-US"/>
         </w:rPr>
-        <w:t xml:space="preserve">Password &amp; Credentials </w:t>
-      </w:r>
-      <w:proofErr w:type="spellStart"/>
-      <w:r>
-        <w:rPr>
-          <w:lang w:val="en-US"/>
-        </w:rPr>
-        <w:t>Managment</w:t>
-      </w:r>
-      <w:proofErr w:type="spellEnd"/>
+        <w:t>Password &amp; Credentials Managment</w:t>
+      </w:r>
     </w:p>
     <w:p>
       <w:pPr>
